--- a/ada_koch/libro_2/El_hombre_de_al_lado_acto1_borrador.docx
+++ b/ada_koch/libro_2/El_hombre_de_al_lado_acto1_borrador.docx
@@ -6494,6 +6494,125 @@
       </w:pPr>
       <w:r>
         <w:t xml:space="preserve">Ya van dos.</w:t>
+      </w:r>
+    </w:p>
+    <w:p>
+      <w:r>
+        <w:pict>
+          <v:rect style="width:0;height:1.5pt" o:hralign="center" o:hrstd="t" o:hr="t"/>
+        </w:pict>
+      </w:r>
+    </w:p>
+    <w:p>
+      <w:pPr>
+        <w:pStyle w:val="FirstParagraph"/>
+      </w:pPr>
+      <w:r>
+        <w:t xml:space="preserve">A las cuatro, con Ada dormida, salí de la cama y fui a buscar el cuaderno.</w:t>
+      </w:r>
+    </w:p>
+    <w:p>
+      <w:pPr>
+        <w:pStyle w:val="BodyText"/>
+      </w:pPr>
+      <w:r>
+        <w:t xml:space="preserve">No diré dónde lo guardo. Ni aquí. Es lo único que no apunto.</w:t>
+      </w:r>
+    </w:p>
+    <w:p>
+      <w:pPr>
+        <w:pStyle w:val="BodyText"/>
+      </w:pPr>
+      <w:r>
+        <w:t xml:space="preserve">No lo había abierto desde la mañana en que ella me lo dio. Lo abrí en la cocina, con la luz pequeña de la campana, y pasé de largo las hojas donde estoy yo sin mirarlas, porque mirarlas me marea. La página del martes. La de la roca. Las que el mar le devolvió a Brais pegadas con cinta.</w:t>
+      </w:r>
+    </w:p>
+    <w:p>
+      <w:pPr>
+        <w:pStyle w:val="BodyText"/>
+      </w:pPr>
+      <w:r>
+        <w:t xml:space="preserve">Después de la última hoja donde estoy yo, el cuaderno sigue.</w:t>
+      </w:r>
+    </w:p>
+    <w:p>
+      <w:pPr>
+        <w:pStyle w:val="BodyText"/>
+      </w:pPr>
+      <w:r>
+        <w:t xml:space="preserve">En blanco.</w:t>
+      </w:r>
+    </w:p>
+    <w:p>
+      <w:pPr>
+        <w:pStyle w:val="BodyText"/>
+      </w:pPr>
+      <w:r>
+        <w:t xml:space="preserve">Las conté. Treinta y una hojas. Por las dos caras, sesenta y dos. Sesenta y dos sitios donde no hay nadie todavía.</w:t>
+      </w:r>
+    </w:p>
+    <w:p>
+      <w:pPr>
+        <w:pStyle w:val="BodyText"/>
+      </w:pPr>
+      <w:r>
+        <w:t xml:space="preserve">La mujer de Le Puy venía de mil quinientos kilómetros. El chico de Sevilla, de mil. El de la barba, de la puerta de su casa.</w:t>
+      </w:r>
+    </w:p>
+    <w:p>
+      <w:pPr>
+        <w:pStyle w:val="BodyText"/>
+      </w:pPr>
+      <w:r>
+        <w:t xml:space="preserve">Yo vengo de la página de antes.</w:t>
+      </w:r>
+    </w:p>
+    <w:p>
+      <w:pPr>
+        <w:pStyle w:val="BodyText"/>
+      </w:pPr>
+      <w:r>
+        <w:t xml:space="preserve">Pasé la mano por la primera hoja en blanco. Despacio. Como Ada pasa la mano por el papel antes de empezar, que la he visto hacerlo en sueños, aunque yo no sueño.</w:t>
+      </w:r>
+    </w:p>
+    <w:p>
+      <w:pPr>
+        <w:pStyle w:val="BodyText"/>
+      </w:pPr>
+      <w:r>
+        <w:t xml:space="preserve">No dibujé nada. No tengo lápiz. Los lápices de esta casa son de ella, y están contados.</w:t>
+      </w:r>
+    </w:p>
+    <w:p>
+      <w:pPr>
+        <w:pStyle w:val="BodyText"/>
+      </w:pPr>
+      <w:r>
+        <w:t xml:space="preserve">Guardé el cuaderno donde lo guardo. Abrí la lata de las galletas danesas. Conté los billetes.</w:t>
+      </w:r>
+    </w:p>
+    <w:p>
+      <w:pPr>
+        <w:pStyle w:val="BodyText"/>
+      </w:pPr>
+      <w:r>
+        <w:t xml:space="preserve">Cuatrocientos veinte euros.</w:t>
+      </w:r>
+    </w:p>
+    <w:p>
+      <w:pPr>
+        <w:pStyle w:val="BodyText"/>
+      </w:pPr>
+      <w:r>
+        <w:t xml:space="preserve">No sé cuánto cuesta un lápiz. Sí sé cuánto cuesta ir andando a algún sitio: nada. Solo las botas.</w:t>
+      </w:r>
+    </w:p>
+    <w:p>
+      <w:pPr>
+        <w:pStyle w:val="BodyText"/>
+      </w:pPr>
+      <w:r>
+        <w:t xml:space="preserve">Y eso también lo apunto, aunque no sepa todavía qué es.</w:t>
       </w:r>
     </w:p>
     <w:bookmarkStart w:id="38" w:name="maruxa-costa-da-morte-febrero-de-1980"/>

--- a/ada_koch/libro_2/El_hombre_de_al_lado_acto1_borrador.docx
+++ b/ada_koch/libro_2/El_hombre_de_al_lado_acto1_borrador.docx
@@ -45,7 +45,7 @@
         <w:pStyle w:val="BodyText"/>
       </w:pPr>
       <w:r>
-        <w:t xml:space="preserve">Era el muelle, de noche, sin luna. Las farolas del puerto estaban apagadas y solo había la luz amarilla de una furgoneta con las puertas de atrás abiertas. Olía a gasoil y a algas. El agua golpeaba los pilotes debajo de mis pies con un ruido de lengua.</w:t>
+        <w:t xml:space="preserve">Era el muelle, de noche, sin luna. Las farolas del puerto estaban apagadas y solo había la luz amarilla de una furgoneta con las puertas de atrás abiertas. Olía a gasoil y a algas. Debajo de mis pies, el agua lamía los pilotes.</w:t>
       </w:r>
     </w:p>
     <w:p>
@@ -101,7 +101,7 @@
         <w:pStyle w:val="BodyText"/>
       </w:pPr>
       <w:r>
-        <w:t xml:space="preserve">Me subió en brazos como me había subido por el acantilado. Igual. Sin esfuerzo y sin pedir permiso. Y yo le rodeé la cintura con las piernas y me dejé caer sobre él, despacio, entera, hasta que no quedó aire entre los dos.</w:t>
+        <w:t xml:space="preserve">Me subió en brazos como me había subido por el acantilado. Igual. Sin esfuerzo y sin pedir permiso. Me agarré a su espalda mojada y, debajo de la palma derecha, en el omóplato, encontré una cicatriz larga, en relieve, como una costura mal hecha. Y yo le rodeé la cintura con las piernas y me dejé caer sobre él, despacio, entera, hasta que no quedó aire entre los dos.</w:t>
       </w:r>
     </w:p>
     <w:p>
@@ -839,6 +839,14 @@
         <w:pStyle w:val="BodyText"/>
       </w:pPr>
       <w:r>
+        <w:t xml:space="preserve">Ella se llama Maruxa. Me lo había dicho Ada en la cuesta, y me había dicho también que desde que murió él ya casi nadie la llama así.</w:t>
+      </w:r>
+    </w:p>
+    <w:p>
+      <w:pPr>
+        <w:pStyle w:val="BodyText"/>
+      </w:pPr>
+      <w:r>
         <w:t xml:space="preserve">Me senté donde me dijo. Ada se sentó a mi lado. Su abuela, enfrente.</w:t>
       </w:r>
     </w:p>
@@ -1751,7 +1759,7 @@
         <w:pStyle w:val="BodyText"/>
       </w:pPr>
       <w:r>
-        <w:t xml:space="preserve">Yo estaba al lado, con las manos vacías, y él rodeó mi hombro con el brazo extendido para dársela a Julian por el otro lado, sin rozarme. Lo vi hacerlo. Vi el brazo pasar a un palmo de mi cara, con la manga del chubasquero oliendo a sal, y no tocarme.</w:t>
+        <w:t xml:space="preserve">Yo estaba al lado, con las manos vacías, y él rodeó mi hombro con el brazo extendido para dársela a Julian por el otro lado. Lo vi hacerlo. Vi el brazo pasar junto a mi cara, con la manga del chubasquero oliendo a sal, y no tocarme.</w:t>
       </w:r>
     </w:p>
     <w:p>
@@ -2412,7 +2420,7 @@
         <w:pStyle w:val="BodyText"/>
       </w:pPr>
       <w:r>
-        <w:t xml:space="preserve">Me lo dije muy despacio, apoyada en la pared del recibidor. La cicatriz también estaba en el sueño. Yo la había tocado en el sueño con la palma abierta mientras él me levantaba. Y no se la había visto nunca. Nunca. Hasta ese momento.</w:t>
+        <w:t xml:space="preserve">Me lo dije muy despacio, apoyada en la pared del recibidor. La cicatriz también estaba en el sueño. Yo la había tocado en el sueño con la palma abierta, agarrada a su espalda, mientras él me levantaba. Y no se la había visto nunca. Nunca. Hasta ese momento.</w:t>
       </w:r>
     </w:p>
     <w:p>
@@ -4309,7 +4317,7 @@
         <w:pStyle w:val="BodyText"/>
       </w:pPr>
       <w:r>
-        <w:t xml:space="preserve">Y noté que él hacía lo mismo. Al mismo tiempo. El roce del pantalón contra la pata de la silla. El hueco que se abrió debajo de la mesa, de repente, entre los dos.</w:t>
+        <w:t xml:space="preserve">Y noté que él hacía lo mismo. Al mismo tiempo. El roce del pantalón contra la pata de la silla.</w:t>
       </w:r>
     </w:p>
     <w:p>
@@ -5710,6 +5718,14 @@
       </w:pPr>
       <w:r>
         <w:t xml:space="preserve">Como mi madre.</w:t>
+      </w:r>
+    </w:p>
+    <w:p>
+      <w:pPr>
+        <w:pStyle w:val="BodyText"/>
+      </w:pPr>
+      <w:r>
+        <w:t xml:space="preserve">Mi madre se llama Elisa. Es la hija de mi abuela y de Klaus, y tiene sus ojos grises, como yo. Vive en Santiago, en el piso de siempre, con las persianas a media altura desde hace veinte años. Hablamos los domingos, cinco minutos, del tiempo. Álvaro la conoció en una comida de Navidad. Le cayó muy bien. Supo desde el primer día qué cosas decirle y en qué tono.</w:t>
       </w:r>
     </w:p>
     <w:p>

--- a/ada_koch/libro_2/El_hombre_de_al_lado_acto1_borrador.docx
+++ b/ada_koch/libro_2/El_hombre_de_al_lado_acto1_borrador.docx
@@ -188,7 +188,7 @@
         <w:pStyle w:val="BodyText"/>
       </w:pPr>
       <w:r>
-        <w:t xml:space="preserve">No se despertó. Respiraba despacio. La barba que yo le había dibujado, las pestañas que yo le había dibujado, la boca un poco abierta que yo no le había dibujado nunca así. En la palma de la mano, la media luna.</w:t>
+        <w:t xml:space="preserve">No se despertó. Respiraba despacio. La barba que yo le había dibujado, las pestañas que yo le había dibujado, la boca un poco abierta que yo no le había dibujado nunca así. En el dorso de la mano, entre el pulgar y el índice, la media luna de mis dientes.</w:t>
       </w:r>
     </w:p>
     <w:p>

--- a/ada_koch/libro_2/El_hombre_de_al_lado_acto1_borrador.docx
+++ b/ada_koch/libro_2/El_hombre_de_al_lado_acto1_borrador.docx
@@ -188,7 +188,7 @@
         <w:pStyle w:val="BodyText"/>
       </w:pPr>
       <w:r>
-        <w:t xml:space="preserve">No se despertó. Respiraba despacio. La barba que yo le había dibujado, las pestañas que yo le había dibujado, la boca un poco abierta que yo no le había dibujado nunca así. En el dorso de la mano, entre el pulgar y el índice, la media luna de mis dientes.</w:t>
+        <w:t xml:space="preserve">No se despertó. La barba que yo le había dibujado, las pestañas que yo le había dibujado, la boca un poco abierta que yo no le había dibujado nunca así. En el dorso de la mano, entre el pulgar y el índice, la media luna de mis dientes.</w:t>
       </w:r>
     </w:p>
     <w:p>
@@ -497,7 +497,7 @@
         <w:pStyle w:val="BodyText"/>
       </w:pPr>
       <w:r>
-        <w:t xml:space="preserve">Lo había cogido del bote sin decidirlo, como se coge un vaso de agua. Tenía los dedos ya colocados, el índice estirado, la muñeca suelta. La mano sabía lo que quería dibujar antes que yo. Una espalda. Una cuerda. Un neopreno bajado hasta la cintura.</w:t>
+        <w:t xml:space="preserve">Lo había cogido del bote sin decidirlo. Tenía los dedos ya colocados, el índice estirado, la muñeca suelta. La mano sabía lo que quería dibujar antes que yo. Una espalda. Una cuerda. Un neopreno bajado hasta la cintura.</w:t>
       </w:r>
     </w:p>
     <w:p>
@@ -521,7 +521,7 @@
         <w:pStyle w:val="BodyText"/>
       </w:pPr>
       <w:r>
-        <w:t xml:space="preserve">Dejé el lápiz en el bote. Despacio. Con la punta hacia abajo, como se deja una cosa que quema.</w:t>
+        <w:t xml:space="preserve">Dejé el lápiz en el bote. Con la punta hacia abajo, como se deja una cosa que quema.</w:t>
       </w:r>
     </w:p>
     <w:p>
@@ -733,7 +733,7 @@
         <w:pStyle w:val="BodyText"/>
       </w:pPr>
       <w:r>
-        <w:t xml:space="preserve">Klaus me lo contó al volver como quien cuenta que le ha tocado la lotería. Repitió la frase veinte veces, imitando la voz de Xosé, mal, fatal, con las erres en el sitio equivocado.</w:t>
+        <w:t xml:space="preserve">Klaus me lo contó al volver, radiante. Repitió la frase veinte veces, imitando la voz de Xosé, mal, fatal, con las erres en el sitio equivocado.</w:t>
       </w:r>
     </w:p>
     <w:p>
@@ -1090,7 +1090,7 @@
         <w:pStyle w:val="BodyText"/>
       </w:pPr>
       <w:r>
-        <w:t xml:space="preserve">No es raro. Desde que tengo nombre duermo peor. Antes dormía como se apaga una lámpara: de golpe, sin ruido, y me encendía igual. Ahora el sueño me cuesta. Tengo cosas dentro que no se apagan cuando cierro los ojos. La cara de la abuela. El hombre de la foto. La mano de Ada apretando la mía en la cuesta, fuerte, como se aprieta una cuerda.</w:t>
+        <w:t xml:space="preserve">No es raro. Desde que tengo nombre duermo peor. Antes dormía como se apaga una lámpara: de golpe, sin ruido, y me encendía igual. Ahora el sueño me cuesta. Tengo cosas dentro que no se apagan cuando cierro los ojos. La cara de la abuela. El hombre de la foto. La mano de Ada apretando la mía en la cuesta, fuerte.</w:t>
       </w:r>
     </w:p>
     <w:p>
@@ -1195,7 +1195,7 @@
         <w:pStyle w:val="BodyText"/>
       </w:pPr>
       <w:r>
-        <w:t xml:space="preserve">Klaus estaba en la cocina, abajo, porque en mi casa los hombres no subían. Cuando le dejaron subir, entró agachado, con las manos a la espalda, como se entra en una iglesia que no es la tuya. Se arrodilló al lado de la cama. Él, que no se arrodillaba nunca.</w:t>
+        <w:t xml:space="preserve">Klaus estaba en la cocina, abajo, porque en mi casa los hombres no subían. Cuando le dejaron subir, entró agachado, con las manos a la espalda. Se arrodilló al lado de la cama. Él, que no se arrodillaba nunca.</w:t>
       </w:r>
     </w:p>
     <w:p>
@@ -1926,7 +1926,7 @@
         <w:pStyle w:val="BodyText"/>
       </w:pPr>
       <w:r>
-        <w:t xml:space="preserve">Lo había dicho sin ninguna intención. Lo dijo como lo dice todo, como quien constata que llueve. Pero era verdad, y era la verdad más rara que había oído en mi vida. Él me conocía solo desde fuera. No tenía una hoja con mi espalda en la que comprobar si aquel punto estaba o no estaba.</w:t>
+        <w:t xml:space="preserve">Lo había dicho sin ninguna intención. Lo dijo como lo dice todo. Pero era verdad, y era la verdad más rara que había oído en mi vida. Él me conocía solo desde fuera. No tenía una hoja con mi espalda en la que comprobar si aquel punto estaba o no estaba.</w:t>
       </w:r>
     </w:p>
     <w:p>
@@ -1950,7 +1950,7 @@
         <w:pStyle w:val="BodyText"/>
       </w:pPr>
       <w:r>
-        <w:t xml:space="preserve">Julian se inclinó y me dio un beso en el lunar. Despacio. Con los labios calientes.</w:t>
+        <w:t xml:space="preserve">Julian se inclinó y me dio un beso en el lunar. Con los labios calientes.</w:t>
       </w:r>
     </w:p>
     <w:p>
@@ -2230,15 +2230,15 @@
         <w:pStyle w:val="BodyText"/>
       </w:pPr>
       <w:r>
-        <w:t xml:space="preserve">En la primera repisa se pararon. Brais dejó en el suelo un rollo de cuerda y se volvió hacia Julian. Le enseñó algo con las manos. Un nudo, creo. Lo hizo, lo deshizo, lo volvió a hacer despacio. Julian lo repitió. Brais negó con la cabeza. Julian lo repitió otra vez.</w:t>
-      </w:r>
-    </w:p>
-    <w:p>
-      <w:pPr>
-        <w:pStyle w:val="BodyText"/>
-      </w:pPr>
-      <w:r>
-        <w:t xml:space="preserve">Luego Brais le pasó la cuerda por la cintura. Por detrás. Le rodeó con los brazos para cerrar el nudo por delante, con la cara a un palmo de su nuca, y tiró dos veces para comprobarlo, fuerte, sin miramientos, como se comprueba un amarre.</w:t>
+        <w:t xml:space="preserve">En la primera repisa se pararon. Brais dejó en el suelo un rollo de cuerda y se volvió hacia Julian. Le enseñó algo con las manos. Un nudo, creo. Lo hizo, lo deshizo, lo volvió a hacer. Julian lo repitió. Brais negó con la cabeza. Julian lo repitió otra vez.</w:t>
+      </w:r>
+    </w:p>
+    <w:p>
+      <w:pPr>
+        <w:pStyle w:val="BodyText"/>
+      </w:pPr>
+      <w:r>
+        <w:t xml:space="preserve">Luego Brais le pasó la cuerda por la cintura. Por detrás. Le rodeó con los brazos para cerrar el nudo por delante, con la cara a un palmo de su nuca, y tiró dos veces para comprobarlo, fuerte, sin miramientos.</w:t>
       </w:r>
     </w:p>
     <w:p>
@@ -2309,7 +2309,7 @@
         <w:pStyle w:val="BodyText"/>
       </w:pPr>
       <w:r>
-        <w:t xml:space="preserve">Trabajaban separados. Cada uno en su repisa. Brais más abajo, donde rompe, con la rasqueta y la red. Julian más arriba, donde el mar llega solo de vez en cuando, agachado, despacio, mirando las olas antes de cada movimiento como si las estuviera contando.</w:t>
+        <w:t xml:space="preserve">Trabajaban separados. Cada uno en su repisa. Brais más abajo, donde rompe, con la rasqueta y la red. Julian más arriba, donde el mar llega solo de vez en cuando, agachado, mirando las olas antes de cada movimiento como si las estuviera contando.</w:t>
       </w:r>
     </w:p>
     <w:p>
@@ -2420,7 +2420,7 @@
         <w:pStyle w:val="BodyText"/>
       </w:pPr>
       <w:r>
-        <w:t xml:space="preserve">Me lo dije muy despacio, apoyada en la pared del recibidor. La cicatriz también estaba en el sueño. Yo la había tocado en el sueño con la palma abierta, agarrada a su espalda, mientras él me levantaba. Y no se la había visto nunca. Nunca. Hasta ese momento.</w:t>
+        <w:t xml:space="preserve">Me lo dije en voz alta, apoyada en la pared del recibidor. La cicatriz también estaba en el sueño. Yo la había tocado en el sueño con la palma abierta, agarrada a su espalda, mientras él me levantaba. Y no se la había visto nunca. Nunca. Hasta ese momento.</w:t>
       </w:r>
     </w:p>
     <w:p>
@@ -2932,7 +2932,7 @@
         <w:pStyle w:val="BodyText"/>
       </w:pPr>
       <w:r>
-        <w:t xml:space="preserve">Yo estaba en el sofá, con el portátil en las rodillas, haciendo como que repasaba el parte del día siguiente. Él se sentó a mi lado. Cerró el portátil con una mano, despacio, sin pedirme permiso. Lo dejó en el suelo.</w:t>
+        <w:t xml:space="preserve">Yo estaba en el sofá, con el portátil en las rodillas, haciendo como que repasaba el parte del día siguiente. Él se sentó a mi lado. Cerró el portátil con una mano, sin pedirme permiso. Lo dejó en el suelo.</w:t>
       </w:r>
     </w:p>
     <w:p>
@@ -3068,7 +3068,7 @@
         <w:pStyle w:val="BodyText"/>
       </w:pPr>
       <w:r>
-        <w:t xml:space="preserve">No cerré los ojos más. Me obligué. Lo miré a él hasta el final, a su cara, a sus ojos, a la boca que decía mi nombre. Me agarré a su cara con las dos manos como quien se agarra a una barandilla en un barco que se mueve. Y funcionó. Casi. Llegué con él, mirándolo, diciendo</w:t>
+        <w:t xml:space="preserve">No cerré los ojos más. Me obligué. Lo miré a él hasta el final, a su cara, a sus ojos, a la boca que decía mi nombre. Me agarré a su cara con las dos manos. Y funcionó. Casi. Llegué con él, mirándolo, diciendo</w:t>
       </w:r>
       <w:r>
         <w:t xml:space="preserve"> </w:t>
@@ -3084,7 +3084,7 @@
         <w:t xml:space="preserve"> </w:t>
       </w:r>
       <w:r>
-        <w:t xml:space="preserve">en voz alta, dos veces, muy claro, como se dice una cosa para que no se te olvide.</w:t>
+        <w:t xml:space="preserve">en voz alta, dos veces, muy claro.</w:t>
       </w:r>
     </w:p>
     <w:p>
@@ -3123,7 +3123,7 @@
         <w:pStyle w:val="BodyText"/>
       </w:pPr>
       <w:r>
-        <w:t xml:space="preserve">Me quedé mirando el techo, con los dedos en su pelo, oyendo la estufa y el mar. Y me di cuenta, despacio, de lo que me había pasado en el sofá, y me dio más miedo que el sueño.</w:t>
+        <w:t xml:space="preserve">Me quedé mirando el techo, con los dedos en su pelo, oyendo la estufa y el mar. Y me di cuenta de lo que me había pasado en el sofá, y me dio más miedo que el sueño.</w:t>
       </w:r>
     </w:p>
     <w:p>
@@ -3263,7 +3263,7 @@
         <w:pStyle w:val="BodyText"/>
       </w:pPr>
       <w:r>
-        <w:t xml:space="preserve">Se llama as de guía. No me dijo el nombre. Me lo dijo Ada después, buscando en el móvil. Brais solo lo hizo delante de mí, despacio, con aquellas manos rojas de frío, y luego lo deshizo y me dio la cuerda.</w:t>
+        <w:t xml:space="preserve">Se llama as de guía. No me dijo el nombre. Me lo dijo Ada después, buscando en el móvil. Brais solo lo hizo delante de mí, con aquellas manos rojas de frío, y luego lo deshizo y me dio la cuerda.</w:t>
       </w:r>
     </w:p>
     <w:p>
@@ -3771,7 +3771,7 @@
         <w:pStyle w:val="BodyText"/>
       </w:pPr>
       <w:r>
-        <w:t xml:space="preserve">Es mi primer secreto.</w:t>
+        <w:t xml:space="preserve">Es mi primer secreto propio. El del puerto me lo dio otro, y ese no cuenta.</w:t>
       </w:r>
     </w:p>
     <w:p>
@@ -4775,7 +4775,7 @@
         <w:pStyle w:val="BodyText"/>
       </w:pPr>
       <w:r>
-        <w:t xml:space="preserve">Lucía lo adoraba. Se le notaba en todo. En cómo le corrigía, en cómo le tocaba el brazo al hablar, en cómo lo miraba cuando él no miraba, con la cabeza un poco ladeada, como se mira un cuadro que no se entiende del todo pero que te gusta.</w:t>
+        <w:t xml:space="preserve">Lucía lo adoraba. Se le notaba en todo. En cómo le corrigía, en cómo le tocaba el brazo al hablar, en cómo lo miraba cuando él no miraba, con la cabeza un poco ladeada.</w:t>
       </w:r>
     </w:p>
     <w:p>
@@ -4838,7 +4838,7 @@
         <w:pStyle w:val="BodyText"/>
       </w:pPr>
       <w:r>
-        <w:t xml:space="preserve">Detrás de ella, andando despacio por la orilla, con las manos en los bolsillos del chubasquero, él.</w:t>
+        <w:t xml:space="preserve">Detrás de ella, andando por la orilla, con las manos en los bolsillos del chubasquero, él.</w:t>
       </w:r>
     </w:p>
     <w:p>
@@ -5161,7 +5161,7 @@
         <w:pStyle w:val="BodyText"/>
       </w:pPr>
       <w:r>
-        <w:t xml:space="preserve">Ciento doce escalones. Los subí despacio, con la mano en la pared fría, mirando cada peldaño como si fuera a encontrar algo escrito en la piedra. No había nada. Piedra gastada en el centro por cien años de fareros.</w:t>
+        <w:t xml:space="preserve">Ciento doce escalones. Los subí con la mano en la pared fría, mirando cada peldaño como si fuera a encontrar algo escrito en la piedra. No había nada. Piedra gastada en el centro por cien años de fareros.</w:t>
       </w:r>
     </w:p>
     <w:p>
@@ -5201,7 +5201,7 @@
         <w:pStyle w:val="BodyText"/>
       </w:pPr>
       <w:r>
-        <w:t xml:space="preserve">Estas eran de pie descalzo. Grandes. Más grandes que las mías. Salían de la boca de la escalera y daban la vuelta despacio alrededor de la lámpara, pegadas a los cristales, como quien mira el mar desde todos los lados. Y se paraban en el lado del oeste. Justo encima de la galería. Encima de mi habitación.</w:t>
+        <w:t xml:space="preserve">Estas eran de pie descalzo. Grandes. Más grandes que las mías. Salían de la boca de la escalera y daban la vuelta alrededor de la lámpara, pegadas a los cristales, como quien mira el mar desde todos los lados. Y se paraban en el lado del oeste. Justo encima de la galería. Encima de mi habitación.</w:t>
       </w:r>
     </w:p>
     <w:p>
@@ -5348,7 +5348,7 @@
         <w:pStyle w:val="BodyText"/>
       </w:pPr>
       <w:r>
-        <w:t xml:space="preserve">A veces, desde la ventana de la cocina, los veía volver. La barca entrando en el puerto despacio, los dos sentados en la popa, sin hablar, Klaus enorme, Xan delgado, con el sol detrás. Mi marido y el hombre que cantaba en la torre. Riendo de algo que yo no oía.</w:t>
+        <w:t xml:space="preserve">A veces, desde la ventana de la cocina, los veía volver. La barca entrando en el puerto, los dos sentados en la popa, sin hablar, Klaus enorme, Xan delgado, con el sol detrás. Mi marido y el hombre que cantaba en la torre. Riendo de algo que yo no oía.</w:t>
       </w:r>
     </w:p>
     <w:p>
@@ -5574,7 +5574,7 @@
         <w:pStyle w:val="FirstParagraph"/>
       </w:pPr>
       <w:r>
-        <w:t xml:space="preserve">Lucía me lo explicó despacio, como se le explica una cosa a un niño que no quiere entenderla.</w:t>
+        <w:t xml:space="preserve">Lucía me lo explicó como se le explica una cosa a un niño que no quiere entenderla.</w:t>
       </w:r>
     </w:p>
     <w:p>
@@ -5874,7 +5874,7 @@
         <w:pStyle w:val="BodyText"/>
       </w:pPr>
       <w:r>
-        <w:t xml:space="preserve">Klaus le hacía el payaso todas las noches. Le hacía caras, le cantaba fatal a propósito, se ponía mis gafas. Ella lo miraba con aquellos ojos grises suyos, atenta, educada, como se mira a un señor que hace una cosa rara en la calle.</w:t>
+        <w:t xml:space="preserve">Klaus le hacía el payaso todas las noches. Le hacía caras, le cantaba fatal a propósito, se ponía mis gafas. Ella lo miraba con aquellos ojos grises suyos, atenta, educada.</w:t>
       </w:r>
     </w:p>
     <w:p>
@@ -5989,7 +5989,7 @@
         <w:pStyle w:val="BodyText"/>
       </w:pPr>
       <w:r>
-        <w:t xml:space="preserve">Eran tres. Llegaron al puerto a las once de la mañana, cuando yo estaba ayudando a Brais a descargar las cajas de la marea en la lonja. Venían por la carretera de Cee, despacio, con las mochilas enormes y unos palos de madera, y se pararon delante del mar como se para la gente delante de una cosa que lleva mucho tiempo queriendo ver y que es más pequeña de lo que pensaba.</w:t>
+        <w:t xml:space="preserve">Eran tres. Llegaron al puerto a las once de la mañana, cuando yo estaba ayudando a Brais a descargar las cajas de la marea en la lonja. Venían por la carretera de Cee con las mochilas enormes y unos palos de madera, y se pararon delante del mar como se para la gente delante de una cosa que lleva mucho tiempo queriendo ver y que es más pequeña de lo que pensaba.</w:t>
       </w:r>
     </w:p>
     <w:p>
@@ -6093,7 +6093,7 @@
         <w:pStyle w:val="BodyText"/>
       </w:pPr>
       <w:r>
-        <w:t xml:space="preserve">No lo dije. La mujer me sonrió como se sonríe a alguien que no habla tu idioma y siguió andando hacia el final de la carretera.</w:t>
+        <w:t xml:space="preserve">No lo dije. La mujer me sonrió y siguió andando hacia el final de la carretera.</w:t>
       </w:r>
     </w:p>
     <w:p>
@@ -6373,7 +6373,7 @@
         <w:pStyle w:val="BodyText"/>
       </w:pPr>
       <w:r>
-        <w:t xml:space="preserve">Fatal. Lo sé porque lo vi en las caras. La primera frase la dije demasiado alta y la segunda demasiado baja, y en la tercera me equivoqué de palabra y en la cuarta la voz me salió de un sitio que no conocía. La taberna se empezó a reír. Sin maldad. Como se ríen aquí de todo, despacio, con cariño.</w:t>
+        <w:t xml:space="preserve">Fatal. Lo sé porque lo vi en las caras. La primera frase la dije demasiado alta y la segunda demasiado baja, y en la tercera me equivoqué de palabra y en la cuarta la voz me salió de un sitio que no conocía. La taberna se empezó a reír. Sin maldad. Como se ríen aquí de todo, con cariño.</w:t>
       </w:r>
     </w:p>
     <w:p>
@@ -6421,7 +6421,7 @@
         <w:pStyle w:val="BodyText"/>
       </w:pPr>
       <w:r>
-        <w:t xml:space="preserve">Sin mirarme. Con el vaso en la mano y los ojos en el mostrador. Bajo al principio, debajo de mi voz, sujetándola, como se sujeta una cuerda. Y luego más alto. Y luego entero.</w:t>
+        <w:t xml:space="preserve">Sin mirarme. Con el vaso en la mano y los ojos en el mostrador. Bajo al principio, debajo de mi voz, sujetándola. Y luego más alto. Y luego entero.</w:t>
       </w:r>
     </w:p>
     <w:p>
@@ -6588,7 +6588,7 @@
         <w:pStyle w:val="BodyText"/>
       </w:pPr>
       <w:r>
-        <w:t xml:space="preserve">Pasé la mano por la primera hoja en blanco. Despacio. Como Ada pasa la mano por el papel antes de empezar, que la he visto hacerlo en sueños, aunque yo no sueño.</w:t>
+        <w:t xml:space="preserve">Pasé la mano por la primera hoja en blanco. Como Ada pasa la mano por el papel antes de empezar, que la he visto hacerlo en sueños, aunque yo no sueño.</w:t>
       </w:r>
     </w:p>
     <w:p>
@@ -6693,7 +6693,7 @@
         <w:pStyle w:val="BodyText"/>
       </w:pPr>
       <w:r>
-        <w:t xml:space="preserve">Mientras se calentaba el caldo me enseñó la casa. No me lo pedí. Me la enseñó como se enseña una cosa de la que uno está orgulloso sin saber por qué. La cocina, con la mesa grande de madera. La galería acristalada mirando al mar. La puerta verde de la torre.</w:t>
+        <w:t xml:space="preserve">Mientras se calentaba el caldo me enseñó la casa. No me lo pedí. Me la enseñó, orgulloso sin saber por qué. La cocina, con la mesa grande de madera. La galería acristalada mirando al mar. La puerta verde de la torre.</w:t>
       </w:r>
     </w:p>
     <w:p>
